--- a/tillsyn/A 53811-2024 tillsynsbegäran.docx
+++ b/tillsyn/A 53811-2024 tillsynsbegäran.docx
@@ -218,7 +218,7 @@
     <w:r>
       <w:tab/>
       <w:tab/>
-      <w:t>2024-11-29</w:t>
+      <w:t>2024-11-30</w:t>
       <w:br/>
       <w:br/>
     </w:r>

--- a/tillsyn/A 53811-2024 tillsynsbegäran.docx
+++ b/tillsyn/A 53811-2024 tillsynsbegäran.docx
@@ -218,7 +218,7 @@
     <w:r>
       <w:tab/>
       <w:tab/>
-      <w:t>2024-11-30</w:t>
+      <w:t>2024-12-01</w:t>
       <w:br/>
       <w:br/>
     </w:r>

--- a/tillsyn/A 53811-2024 tillsynsbegäran.docx
+++ b/tillsyn/A 53811-2024 tillsynsbegäran.docx
@@ -218,7 +218,7 @@
     <w:r>
       <w:tab/>
       <w:tab/>
-      <w:t>2024-12-01</w:t>
+      <w:t>2024-12-02</w:t>
       <w:br/>
       <w:br/>
     </w:r>

--- a/tillsyn/A 53811-2024 tillsynsbegäran.docx
+++ b/tillsyn/A 53811-2024 tillsynsbegäran.docx
@@ -7,7 +7,7 @@
         <w:pStyle w:val="Title"/>
       </w:pPr>
       <w:r>
-        <w:t>Tillsynsbegäran - information om höga naturvärden i avverkningsanmälan A 53811-2024 i Eslövs kommun</w:t>
+        <w:t>Tillsynsbegäran – information om höga naturvärden i avverkningsanmälan A 53811-2024 i Eslövs kommun</w:t>
       </w:r>
     </w:p>
     <w:p>
@@ -218,7 +218,7 @@
     <w:r>
       <w:tab/>
       <w:tab/>
-      <w:t>2024-12-02</w:t>
+      <w:t>2024-12-03</w:t>
       <w:br/>
       <w:br/>
     </w:r>

--- a/tillsyn/A 53811-2024 tillsynsbegäran.docx
+++ b/tillsyn/A 53811-2024 tillsynsbegäran.docx
@@ -218,7 +218,7 @@
     <w:r>
       <w:tab/>
       <w:tab/>
-      <w:t>2024-12-03</w:t>
+      <w:t>2024-12-04</w:t>
       <w:br/>
       <w:br/>
     </w:r>

--- a/tillsyn/A 53811-2024 tillsynsbegäran.docx
+++ b/tillsyn/A 53811-2024 tillsynsbegäran.docx
@@ -218,7 +218,7 @@
     <w:r>
       <w:tab/>
       <w:tab/>
-      <w:t>2024-12-04</w:t>
+      <w:t>2024-12-05</w:t>
       <w:br/>
       <w:br/>
     </w:r>

--- a/tillsyn/A 53811-2024 tillsynsbegäran.docx
+++ b/tillsyn/A 53811-2024 tillsynsbegäran.docx
@@ -218,7 +218,7 @@
     <w:r>
       <w:tab/>
       <w:tab/>
-      <w:t>2024-12-05</w:t>
+      <w:t>2024-12-07</w:t>
       <w:br/>
       <w:br/>
     </w:r>

--- a/tillsyn/A 53811-2024 tillsynsbegäran.docx
+++ b/tillsyn/A 53811-2024 tillsynsbegäran.docx
@@ -218,7 +218,7 @@
     <w:r>
       <w:tab/>
       <w:tab/>
-      <w:t>2024-12-07</w:t>
+      <w:t>2024-12-08</w:t>
       <w:br/>
       <w:br/>
     </w:r>

--- a/tillsyn/A 53811-2024 tillsynsbegäran.docx
+++ b/tillsyn/A 53811-2024 tillsynsbegäran.docx
@@ -218,7 +218,7 @@
     <w:r>
       <w:tab/>
       <w:tab/>
-      <w:t>2024-12-08</w:t>
+      <w:t>2024-12-09</w:t>
       <w:br/>
       <w:br/>
     </w:r>

--- a/tillsyn/A 53811-2024 tillsynsbegäran.docx
+++ b/tillsyn/A 53811-2024 tillsynsbegäran.docx
@@ -218,7 +218,7 @@
     <w:r>
       <w:tab/>
       <w:tab/>
-      <w:t>2024-12-09</w:t>
+      <w:t>2024-12-10</w:t>
       <w:br/>
       <w:br/>
     </w:r>

--- a/tillsyn/A 53811-2024 tillsynsbegäran.docx
+++ b/tillsyn/A 53811-2024 tillsynsbegäran.docx
@@ -218,7 +218,7 @@
     <w:r>
       <w:tab/>
       <w:tab/>
-      <w:t>2024-12-10</w:t>
+      <w:t>2024-12-11</w:t>
       <w:br/>
       <w:br/>
     </w:r>

--- a/tillsyn/A 53811-2024 tillsynsbegäran.docx
+++ b/tillsyn/A 53811-2024 tillsynsbegäran.docx
@@ -218,7 +218,7 @@
     <w:r>
       <w:tab/>
       <w:tab/>
-      <w:t>2024-12-11</w:t>
+      <w:t>2024-12-12</w:t>
       <w:br/>
       <w:br/>
     </w:r>

--- a/tillsyn/A 53811-2024 tillsynsbegäran.docx
+++ b/tillsyn/A 53811-2024 tillsynsbegäran.docx
@@ -218,7 +218,7 @@
     <w:r>
       <w:tab/>
       <w:tab/>
-      <w:t>2024-12-12</w:t>
+      <w:t>2024-12-13</w:t>
       <w:br/>
       <w:br/>
     </w:r>

--- a/tillsyn/A 53811-2024 tillsynsbegäran.docx
+++ b/tillsyn/A 53811-2024 tillsynsbegäran.docx
@@ -218,7 +218,7 @@
     <w:r>
       <w:tab/>
       <w:tab/>
-      <w:t>2024-12-13</w:t>
+      <w:t>2024-12-14</w:t>
       <w:br/>
       <w:br/>
     </w:r>

--- a/tillsyn/A 53811-2024 tillsynsbegäran.docx
+++ b/tillsyn/A 53811-2024 tillsynsbegäran.docx
@@ -218,7 +218,7 @@
     <w:r>
       <w:tab/>
       <w:tab/>
-      <w:t>2024-12-14</w:t>
+      <w:t>2024-12-15</w:t>
       <w:br/>
       <w:br/>
     </w:r>

--- a/tillsyn/A 53811-2024 tillsynsbegäran.docx
+++ b/tillsyn/A 53811-2024 tillsynsbegäran.docx
@@ -218,7 +218,7 @@
     <w:r>
       <w:tab/>
       <w:tab/>
-      <w:t>2024-12-15</w:t>
+      <w:t>2024-12-16</w:t>
       <w:br/>
       <w:br/>
     </w:r>

--- a/tillsyn/A 53811-2024 tillsynsbegäran.docx
+++ b/tillsyn/A 53811-2024 tillsynsbegäran.docx
@@ -218,7 +218,7 @@
     <w:r>
       <w:tab/>
       <w:tab/>
-      <w:t>2024-12-16</w:t>
+      <w:t>2024-12-17</w:t>
       <w:br/>
       <w:br/>
     </w:r>

--- a/tillsyn/A 53811-2024 tillsynsbegäran.docx
+++ b/tillsyn/A 53811-2024 tillsynsbegäran.docx
@@ -218,7 +218,7 @@
     <w:r>
       <w:tab/>
       <w:tab/>
-      <w:t>2024-12-17</w:t>
+      <w:t>2024-12-18</w:t>
       <w:br/>
       <w:br/>
     </w:r>

--- a/tillsyn/A 53811-2024 tillsynsbegäran.docx
+++ b/tillsyn/A 53811-2024 tillsynsbegäran.docx
@@ -218,7 +218,7 @@
     <w:r>
       <w:tab/>
       <w:tab/>
-      <w:t>2024-12-18</w:t>
+      <w:t>2024-12-19</w:t>
       <w:br/>
       <w:br/>
     </w:r>

--- a/tillsyn/A 53811-2024 tillsynsbegäran.docx
+++ b/tillsyn/A 53811-2024 tillsynsbegäran.docx
@@ -218,7 +218,7 @@
     <w:r>
       <w:tab/>
       <w:tab/>
-      <w:t>2024-12-19</w:t>
+      <w:t>2024-12-20</w:t>
       <w:br/>
       <w:br/>
     </w:r>

--- a/tillsyn/A 53811-2024 tillsynsbegäran.docx
+++ b/tillsyn/A 53811-2024 tillsynsbegäran.docx
@@ -218,7 +218,7 @@
     <w:r>
       <w:tab/>
       <w:tab/>
-      <w:t>2024-12-31</w:t>
+      <w:t>2025-01-01</w:t>
       <w:br/>
       <w:br/>
     </w:r>

--- a/tillsyn/A 53811-2024 tillsynsbegäran.docx
+++ b/tillsyn/A 53811-2024 tillsynsbegäran.docx
@@ -218,7 +218,7 @@
     <w:r>
       <w:tab/>
       <w:tab/>
-      <w:t>2025-01-01</w:t>
+      <w:t>2025-01-02</w:t>
       <w:br/>
       <w:br/>
     </w:r>

--- a/tillsyn/A 53811-2024 tillsynsbegäran.docx
+++ b/tillsyn/A 53811-2024 tillsynsbegäran.docx
@@ -218,7 +218,7 @@
     <w:r>
       <w:tab/>
       <w:tab/>
-      <w:t>2025-01-02</w:t>
+      <w:t>2025-01-03</w:t>
       <w:br/>
       <w:br/>
     </w:r>

--- a/tillsyn/A 53811-2024 tillsynsbegäran.docx
+++ b/tillsyn/A 53811-2024 tillsynsbegäran.docx
@@ -218,7 +218,7 @@
     <w:r>
       <w:tab/>
       <w:tab/>
-      <w:t>2025-01-30</w:t>
+      <w:t>2025-01-31</w:t>
       <w:br/>
       <w:br/>
     </w:r>

--- a/tillsyn/A 53811-2024 tillsynsbegäran.docx
+++ b/tillsyn/A 53811-2024 tillsynsbegäran.docx
@@ -218,7 +218,7 @@
     <w:r>
       <w:tab/>
       <w:tab/>
-      <w:t>2025-01-31</w:t>
+      <w:t>2025-02-02</w:t>
       <w:br/>
       <w:br/>
     </w:r>

--- a/tillsyn/A 53811-2024 tillsynsbegäran.docx
+++ b/tillsyn/A 53811-2024 tillsynsbegäran.docx
@@ -218,7 +218,7 @@
     <w:r>
       <w:tab/>
       <w:tab/>
-      <w:t>2025-02-02</w:t>
+      <w:t>2025-02-03</w:t>
       <w:br/>
       <w:br/>
     </w:r>

--- a/tillsyn/A 53811-2024 tillsynsbegäran.docx
+++ b/tillsyn/A 53811-2024 tillsynsbegäran.docx
@@ -218,7 +218,7 @@
     <w:r>
       <w:tab/>
       <w:tab/>
-      <w:t>2025-02-03</w:t>
+      <w:t>2025-02-04</w:t>
       <w:br/>
       <w:br/>
     </w:r>

--- a/tillsyn/A 53811-2024 tillsynsbegäran.docx
+++ b/tillsyn/A 53811-2024 tillsynsbegäran.docx
@@ -218,7 +218,7 @@
     <w:r>
       <w:tab/>
       <w:tab/>
-      <w:t>2025-02-04</w:t>
+      <w:t>2025-02-05</w:t>
       <w:br/>
       <w:br/>
     </w:r>

--- a/tillsyn/A 53811-2024 tillsynsbegäran.docx
+++ b/tillsyn/A 53811-2024 tillsynsbegäran.docx
@@ -218,7 +218,7 @@
     <w:r>
       <w:tab/>
       <w:tab/>
-      <w:t>2025-02-05</w:t>
+      <w:t>2025-02-06</w:t>
       <w:br/>
       <w:br/>
     </w:r>

--- a/tillsyn/A 53811-2024 tillsynsbegäran.docx
+++ b/tillsyn/A 53811-2024 tillsynsbegäran.docx
@@ -218,7 +218,7 @@
     <w:r>
       <w:tab/>
       <w:tab/>
-      <w:t>2025-02-06</w:t>
+      <w:t>2025-02-07</w:t>
       <w:br/>
       <w:br/>
     </w:r>

--- a/tillsyn/A 53811-2024 tillsynsbegäran.docx
+++ b/tillsyn/A 53811-2024 tillsynsbegäran.docx
@@ -218,7 +218,7 @@
     <w:r>
       <w:tab/>
       <w:tab/>
-      <w:t>2025-02-07</w:t>
+      <w:t>2025-02-08</w:t>
       <w:br/>
       <w:br/>
     </w:r>

--- a/tillsyn/A 53811-2024 tillsynsbegäran.docx
+++ b/tillsyn/A 53811-2024 tillsynsbegäran.docx
@@ -218,7 +218,7 @@
     <w:r>
       <w:tab/>
       <w:tab/>
-      <w:t>2025-02-08</w:t>
+      <w:t>2025-02-09</w:t>
       <w:br/>
       <w:br/>
     </w:r>

--- a/tillsyn/A 53811-2024 tillsynsbegäran.docx
+++ b/tillsyn/A 53811-2024 tillsynsbegäran.docx
@@ -218,7 +218,7 @@
     <w:r>
       <w:tab/>
       <w:tab/>
-      <w:t>2025-02-09</w:t>
+      <w:t>2025-02-10</w:t>
       <w:br/>
       <w:br/>
     </w:r>

--- a/tillsyn/A 53811-2024 tillsynsbegäran.docx
+++ b/tillsyn/A 53811-2024 tillsynsbegäran.docx
@@ -218,7 +218,7 @@
     <w:r>
       <w:tab/>
       <w:tab/>
-      <w:t>2025-02-10</w:t>
+      <w:t>2025-02-11</w:t>
       <w:br/>
       <w:br/>
     </w:r>

--- a/tillsyn/A 53811-2024 tillsynsbegäran.docx
+++ b/tillsyn/A 53811-2024 tillsynsbegäran.docx
@@ -218,7 +218,7 @@
     <w:r>
       <w:tab/>
       <w:tab/>
-      <w:t>2025-02-11</w:t>
+      <w:t>2025-02-12</w:t>
       <w:br/>
       <w:br/>
     </w:r>

--- a/tillsyn/A 53811-2024 tillsynsbegäran.docx
+++ b/tillsyn/A 53811-2024 tillsynsbegäran.docx
@@ -218,7 +218,7 @@
     <w:r>
       <w:tab/>
       <w:tab/>
-      <w:t>2025-02-12</w:t>
+      <w:t>2025-02-13</w:t>
       <w:br/>
       <w:br/>
     </w:r>

--- a/tillsyn/A 53811-2024 tillsynsbegäran.docx
+++ b/tillsyn/A 53811-2024 tillsynsbegäran.docx
@@ -218,7 +218,7 @@
     <w:r>
       <w:tab/>
       <w:tab/>
-      <w:t>2025-02-13</w:t>
+      <w:t>2025-02-14</w:t>
       <w:br/>
       <w:br/>
     </w:r>

--- a/tillsyn/A 53811-2024 tillsynsbegäran.docx
+++ b/tillsyn/A 53811-2024 tillsynsbegäran.docx
@@ -218,7 +218,7 @@
     <w:r>
       <w:tab/>
       <w:tab/>
-      <w:t>2025-02-14</w:t>
+      <w:t>2025-02-15</w:t>
       <w:br/>
       <w:br/>
     </w:r>

--- a/tillsyn/A 53811-2024 tillsynsbegäran.docx
+++ b/tillsyn/A 53811-2024 tillsynsbegäran.docx
@@ -218,7 +218,7 @@
     <w:r>
       <w:tab/>
       <w:tab/>
-      <w:t>2025-02-15</w:t>
+      <w:t>2025-02-16</w:t>
       <w:br/>
       <w:br/>
     </w:r>

--- a/tillsyn/A 53811-2024 tillsynsbegäran.docx
+++ b/tillsyn/A 53811-2024 tillsynsbegäran.docx
@@ -218,7 +218,7 @@
     <w:r>
       <w:tab/>
       <w:tab/>
-      <w:t>2025-02-16</w:t>
+      <w:t>2025-02-17</w:t>
       <w:br/>
       <w:br/>
     </w:r>

--- a/tillsyn/A 53811-2024 tillsynsbegäran.docx
+++ b/tillsyn/A 53811-2024 tillsynsbegäran.docx
@@ -218,7 +218,7 @@
     <w:r>
       <w:tab/>
       <w:tab/>
-      <w:t>2025-02-17</w:t>
+      <w:t>2025-02-18</w:t>
       <w:br/>
       <w:br/>
     </w:r>

--- a/tillsyn/A 53811-2024 tillsynsbegäran.docx
+++ b/tillsyn/A 53811-2024 tillsynsbegäran.docx
@@ -218,7 +218,7 @@
     <w:r>
       <w:tab/>
       <w:tab/>
-      <w:t>2025-02-18</w:t>
+      <w:t>2025-02-19</w:t>
       <w:br/>
       <w:br/>
     </w:r>

--- a/tillsyn/A 53811-2024 tillsynsbegäran.docx
+++ b/tillsyn/A 53811-2024 tillsynsbegäran.docx
@@ -218,7 +218,7 @@
     <w:r>
       <w:tab/>
       <w:tab/>
-      <w:t>2025-02-19</w:t>
+      <w:t>2025-02-20</w:t>
       <w:br/>
       <w:br/>
     </w:r>

--- a/tillsyn/A 53811-2024 tillsynsbegäran.docx
+++ b/tillsyn/A 53811-2024 tillsynsbegäran.docx
@@ -218,7 +218,7 @@
     <w:r>
       <w:tab/>
       <w:tab/>
-      <w:t>2025-03-02</w:t>
+      <w:t>2025-03-03</w:t>
       <w:br/>
       <w:br/>
     </w:r>

--- a/tillsyn/A 53811-2024 tillsynsbegäran.docx
+++ b/tillsyn/A 53811-2024 tillsynsbegäran.docx
@@ -218,7 +218,7 @@
     <w:r>
       <w:tab/>
       <w:tab/>
-      <w:t>2025-03-03</w:t>
+      <w:t>2025-03-04</w:t>
       <w:br/>
       <w:br/>
     </w:r>

--- a/tillsyn/A 53811-2024 tillsynsbegäran.docx
+++ b/tillsyn/A 53811-2024 tillsynsbegäran.docx
@@ -218,7 +218,7 @@
     <w:r>
       <w:tab/>
       <w:tab/>
-      <w:t>2025-03-04</w:t>
+      <w:t>2025-03-05</w:t>
       <w:br/>
       <w:br/>
     </w:r>

--- a/tillsyn/A 53811-2024 tillsynsbegäran.docx
+++ b/tillsyn/A 53811-2024 tillsynsbegäran.docx
@@ -218,7 +218,7 @@
     <w:r>
       <w:tab/>
       <w:tab/>
-      <w:t>2025-03-05</w:t>
+      <w:t>2025-03-06</w:t>
       <w:br/>
       <w:br/>
     </w:r>

--- a/tillsyn/A 53811-2024 tillsynsbegäran.docx
+++ b/tillsyn/A 53811-2024 tillsynsbegäran.docx
@@ -218,7 +218,7 @@
     <w:r>
       <w:tab/>
       <w:tab/>
-      <w:t>2025-03-06</w:t>
+      <w:t>2025-03-07</w:t>
       <w:br/>
       <w:br/>
     </w:r>

--- a/tillsyn/A 53811-2024 tillsynsbegäran.docx
+++ b/tillsyn/A 53811-2024 tillsynsbegäran.docx
@@ -218,7 +218,7 @@
     <w:r>
       <w:tab/>
       <w:tab/>
-      <w:t>2025-03-07</w:t>
+      <w:t>2025-03-08</w:t>
       <w:br/>
       <w:br/>
     </w:r>

--- a/tillsyn/A 53811-2024 tillsynsbegäran.docx
+++ b/tillsyn/A 53811-2024 tillsynsbegäran.docx
@@ -218,7 +218,7 @@
     <w:r>
       <w:tab/>
       <w:tab/>
-      <w:t>2025-03-08</w:t>
+      <w:t>2025-03-09</w:t>
       <w:br/>
       <w:br/>
     </w:r>

--- a/tillsyn/A 53811-2024 tillsynsbegäran.docx
+++ b/tillsyn/A 53811-2024 tillsynsbegäran.docx
@@ -218,7 +218,7 @@
     <w:r>
       <w:tab/>
       <w:tab/>
-      <w:t>2025-03-09</w:t>
+      <w:t>2025-03-10</w:t>
       <w:br/>
       <w:br/>
     </w:r>

--- a/tillsyn/A 53811-2024 tillsynsbegäran.docx
+++ b/tillsyn/A 53811-2024 tillsynsbegäran.docx
@@ -218,7 +218,7 @@
     <w:r>
       <w:tab/>
       <w:tab/>
-      <w:t>2025-03-10</w:t>
+      <w:t>2025-03-11</w:t>
       <w:br/>
       <w:br/>
     </w:r>

--- a/tillsyn/A 53811-2024 tillsynsbegäran.docx
+++ b/tillsyn/A 53811-2024 tillsynsbegäran.docx
@@ -218,7 +218,7 @@
     <w:r>
       <w:tab/>
       <w:tab/>
-      <w:t>2025-03-11</w:t>
+      <w:t>2025-03-12</w:t>
       <w:br/>
       <w:br/>
     </w:r>

--- a/tillsyn/A 53811-2024 tillsynsbegäran.docx
+++ b/tillsyn/A 53811-2024 tillsynsbegäran.docx
@@ -218,7 +218,7 @@
     <w:r>
       <w:tab/>
       <w:tab/>
-      <w:t>2025-03-12</w:t>
+      <w:t>2025-03-13</w:t>
       <w:br/>
       <w:br/>
     </w:r>

--- a/tillsyn/A 53811-2024 tillsynsbegäran.docx
+++ b/tillsyn/A 53811-2024 tillsynsbegäran.docx
@@ -218,7 +218,7 @@
     <w:r>
       <w:tab/>
       <w:tab/>
-      <w:t>2025-03-13</w:t>
+      <w:t>2025-03-14</w:t>
       <w:br/>
       <w:br/>
     </w:r>

--- a/tillsyn/A 53811-2024 tillsynsbegäran.docx
+++ b/tillsyn/A 53811-2024 tillsynsbegäran.docx
@@ -218,7 +218,7 @@
     <w:r>
       <w:tab/>
       <w:tab/>
-      <w:t>2025-03-14</w:t>
+      <w:t>2025-03-15</w:t>
       <w:br/>
       <w:br/>
     </w:r>

--- a/tillsyn/A 53811-2024 tillsynsbegäran.docx
+++ b/tillsyn/A 53811-2024 tillsynsbegäran.docx
@@ -218,7 +218,7 @@
     <w:r>
       <w:tab/>
       <w:tab/>
-      <w:t>2025-03-15</w:t>
+      <w:t>2025-03-16</w:t>
       <w:br/>
       <w:br/>
     </w:r>

--- a/tillsyn/A 53811-2024 tillsynsbegäran.docx
+++ b/tillsyn/A 53811-2024 tillsynsbegäran.docx
@@ -218,7 +218,7 @@
     <w:r>
       <w:tab/>
       <w:tab/>
-      <w:t>2025-03-16</w:t>
+      <w:t>2025-03-17</w:t>
       <w:br/>
       <w:br/>
     </w:r>

--- a/tillsyn/A 53811-2024 tillsynsbegäran.docx
+++ b/tillsyn/A 53811-2024 tillsynsbegäran.docx
@@ -218,7 +218,7 @@
     <w:r>
       <w:tab/>
       <w:tab/>
-      <w:t>2025-03-17</w:t>
+      <w:t>2025-03-18</w:t>
       <w:br/>
       <w:br/>
     </w:r>

--- a/tillsyn/A 53811-2024 tillsynsbegäran.docx
+++ b/tillsyn/A 53811-2024 tillsynsbegäran.docx
@@ -218,7 +218,7 @@
     <w:r>
       <w:tab/>
       <w:tab/>
-      <w:t>2025-03-18</w:t>
+      <w:t>2025-03-19</w:t>
       <w:br/>
       <w:br/>
     </w:r>

--- a/tillsyn/A 53811-2024 tillsynsbegäran.docx
+++ b/tillsyn/A 53811-2024 tillsynsbegäran.docx
@@ -218,7 +218,7 @@
     <w:r>
       <w:tab/>
       <w:tab/>
-      <w:t>2025-03-19</w:t>
+      <w:t>2025-03-20</w:t>
       <w:br/>
       <w:br/>
     </w:r>

--- a/tillsyn/A 53811-2024 tillsynsbegäran.docx
+++ b/tillsyn/A 53811-2024 tillsynsbegäran.docx
@@ -218,7 +218,7 @@
     <w:r>
       <w:tab/>
       <w:tab/>
-      <w:t>2025-03-20</w:t>
+      <w:t>2025-03-21</w:t>
       <w:br/>
       <w:br/>
     </w:r>

--- a/tillsyn/A 53811-2024 tillsynsbegäran.docx
+++ b/tillsyn/A 53811-2024 tillsynsbegäran.docx
@@ -218,7 +218,7 @@
     <w:r>
       <w:tab/>
       <w:tab/>
-      <w:t>2025-03-21</w:t>
+      <w:t>2025-03-22</w:t>
       <w:br/>
       <w:br/>
     </w:r>

--- a/tillsyn/A 53811-2024 tillsynsbegäran.docx
+++ b/tillsyn/A 53811-2024 tillsynsbegäran.docx
@@ -218,7 +218,7 @@
     <w:r>
       <w:tab/>
       <w:tab/>
-      <w:t>2025-03-22</w:t>
+      <w:t>2025-03-23</w:t>
       <w:br/>
       <w:br/>
     </w:r>

--- a/tillsyn/A 53811-2024 tillsynsbegäran.docx
+++ b/tillsyn/A 53811-2024 tillsynsbegäran.docx
@@ -218,7 +218,7 @@
     <w:r>
       <w:tab/>
       <w:tab/>
-      <w:t>2025-03-23</w:t>
+      <w:t>2025-03-24</w:t>
       <w:br/>
       <w:br/>
     </w:r>

--- a/tillsyn/A 53811-2024 tillsynsbegäran.docx
+++ b/tillsyn/A 53811-2024 tillsynsbegäran.docx
@@ -218,7 +218,7 @@
     <w:r>
       <w:tab/>
       <w:tab/>
-      <w:t>2025-03-24</w:t>
+      <w:t>2025-03-25</w:t>
       <w:br/>
       <w:br/>
     </w:r>

--- a/tillsyn/A 53811-2024 tillsynsbegäran.docx
+++ b/tillsyn/A 53811-2024 tillsynsbegäran.docx
@@ -218,7 +218,7 @@
     <w:r>
       <w:tab/>
       <w:tab/>
-      <w:t>2025-03-25</w:t>
+      <w:t>2025-03-26</w:t>
       <w:br/>
       <w:br/>
     </w:r>

--- a/tillsyn/A 53811-2024 tillsynsbegäran.docx
+++ b/tillsyn/A 53811-2024 tillsynsbegäran.docx
@@ -218,7 +218,7 @@
     <w:r>
       <w:tab/>
       <w:tab/>
-      <w:t>2025-03-26</w:t>
+      <w:t>2025-03-27</w:t>
       <w:br/>
       <w:br/>
     </w:r>

--- a/tillsyn/A 53811-2024 tillsynsbegäran.docx
+++ b/tillsyn/A 53811-2024 tillsynsbegäran.docx
@@ -218,7 +218,7 @@
     <w:r>
       <w:tab/>
       <w:tab/>
-      <w:t>2025-03-27</w:t>
+      <w:t>2025-03-28</w:t>
       <w:br/>
       <w:br/>
     </w:r>

--- a/tillsyn/A 53811-2024 tillsynsbegäran.docx
+++ b/tillsyn/A 53811-2024 tillsynsbegäran.docx
@@ -218,7 +218,7 @@
     <w:r>
       <w:tab/>
       <w:tab/>
-      <w:t>2025-03-28</w:t>
+      <w:t>2025-03-29</w:t>
       <w:br/>
       <w:br/>
     </w:r>

--- a/tillsyn/A 53811-2024 tillsynsbegäran.docx
+++ b/tillsyn/A 53811-2024 tillsynsbegäran.docx
@@ -218,7 +218,7 @@
     <w:r>
       <w:tab/>
       <w:tab/>
-      <w:t>2025-04-02</w:t>
+      <w:t>2025-04-03</w:t>
       <w:br/>
       <w:br/>
     </w:r>

--- a/tillsyn/A 53811-2024 tillsynsbegäran.docx
+++ b/tillsyn/A 53811-2024 tillsynsbegäran.docx
@@ -218,7 +218,7 @@
     <w:r>
       <w:tab/>
       <w:tab/>
-      <w:t>2025-04-03</w:t>
+      <w:t>2025-04-05</w:t>
       <w:br/>
       <w:br/>
     </w:r>

--- a/tillsyn/A 53811-2024 tillsynsbegäran.docx
+++ b/tillsyn/A 53811-2024 tillsynsbegäran.docx
@@ -218,7 +218,7 @@
     <w:r>
       <w:tab/>
       <w:tab/>
-      <w:t>2025-04-05</w:t>
+      <w:t>2025-04-06</w:t>
       <w:br/>
       <w:br/>
     </w:r>

--- a/tillsyn/A 53811-2024 tillsynsbegäran.docx
+++ b/tillsyn/A 53811-2024 tillsynsbegäran.docx
@@ -218,7 +218,7 @@
     <w:r>
       <w:tab/>
       <w:tab/>
-      <w:t>2025-04-06</w:t>
+      <w:t>2025-04-07</w:t>
       <w:br/>
       <w:br/>
     </w:r>

--- a/tillsyn/A 53811-2024 tillsynsbegäran.docx
+++ b/tillsyn/A 53811-2024 tillsynsbegäran.docx
@@ -218,7 +218,7 @@
     <w:r>
       <w:tab/>
       <w:tab/>
-      <w:t>2025-04-07</w:t>
+      <w:t>2025-04-08</w:t>
       <w:br/>
       <w:br/>
     </w:r>

--- a/tillsyn/A 53811-2024 tillsynsbegäran.docx
+++ b/tillsyn/A 53811-2024 tillsynsbegäran.docx
@@ -218,7 +218,7 @@
     <w:r>
       <w:tab/>
       <w:tab/>
-      <w:t>2025-04-08</w:t>
+      <w:t>2025-04-09</w:t>
       <w:br/>
       <w:br/>
     </w:r>

--- a/tillsyn/A 53811-2024 tillsynsbegäran.docx
+++ b/tillsyn/A 53811-2024 tillsynsbegäran.docx
@@ -90,6 +90,17 @@
         <w:t>Figur 1. Fyndplatser för naturvårdsarter i det avverkningsanmälda området (röd linje). Markörer utan svart kant är placerade på fyndplatsen. Markörer med svart kant är placerade vid sidan av fyndplatsen och har ett svart streck som visar fyndplatsens exakta position. Kartans mittpunktskoordinat är N 6196822, E 399062 i SWEREF 99 TM.</w:t>
       </w:r>
     </w:p>
+    <w:p>
+      <w:r>
+        <w:rPr>
+          <w:b/>
+        </w:rPr>
+        <w:t>Dystersopp (NT)</w:t>
+      </w:r>
+      <w:r>
+        <w:t xml:space="preserve"> visar på rika bokskogar och andra ädellövskogar med höga naturvärden. Slutavverkning och ändrad markanvändning i framförallt bokskog innebär ett hot. På artens växtplatser bör avverkning undvikas eller ske med stor försiktighet (SLU Artdatabanken, 2024; Nitare &amp; Skogsstyrelsen, 2019).</w:t>
+      </w:r>
+    </w:p>
     <w:sectPr>
       <w:headerReference w:type="even" r:id="rId8"/>
       <w:headerReference w:type="default" r:id="rId9"/>
@@ -218,7 +229,7 @@
     <w:r>
       <w:tab/>
       <w:tab/>
-      <w:t>2025-04-09</w:t>
+      <w:t>2025-04-10</w:t>
       <w:br/>
       <w:br/>
     </w:r>

--- a/tillsyn/A 53811-2024 tillsynsbegäran.docx
+++ b/tillsyn/A 53811-2024 tillsynsbegäran.docx
@@ -229,7 +229,7 @@
     <w:r>
       <w:tab/>
       <w:tab/>
-      <w:t>2025-04-10</w:t>
+      <w:t>2025-04-11</w:t>
       <w:br/>
       <w:br/>
     </w:r>

--- a/tillsyn/A 53811-2024 tillsynsbegäran.docx
+++ b/tillsyn/A 53811-2024 tillsynsbegäran.docx
@@ -229,7 +229,7 @@
     <w:r>
       <w:tab/>
       <w:tab/>
-      <w:t>2025-04-11</w:t>
+      <w:t>2025-04-12</w:t>
       <w:br/>
       <w:br/>
     </w:r>

--- a/tillsyn/A 53811-2024 tillsynsbegäran.docx
+++ b/tillsyn/A 53811-2024 tillsynsbegäran.docx
@@ -229,7 +229,7 @@
     <w:r>
       <w:tab/>
       <w:tab/>
-      <w:t>2025-04-12</w:t>
+      <w:t>2025-04-13</w:t>
       <w:br/>
       <w:br/>
     </w:r>

--- a/tillsyn/A 53811-2024 tillsynsbegäran.docx
+++ b/tillsyn/A 53811-2024 tillsynsbegäran.docx
@@ -229,7 +229,7 @@
     <w:r>
       <w:tab/>
       <w:tab/>
-      <w:t>2025-04-13</w:t>
+      <w:t>2025-04-14</w:t>
       <w:br/>
       <w:br/>
     </w:r>

--- a/tillsyn/A 53811-2024 tillsynsbegäran.docx
+++ b/tillsyn/A 53811-2024 tillsynsbegäran.docx
@@ -229,7 +229,7 @@
     <w:r>
       <w:tab/>
       <w:tab/>
-      <w:t>2025-04-14</w:t>
+      <w:t>2025-04-15</w:t>
       <w:br/>
       <w:br/>
     </w:r>

--- a/tillsyn/A 53811-2024 tillsynsbegäran.docx
+++ b/tillsyn/A 53811-2024 tillsynsbegäran.docx
@@ -229,7 +229,7 @@
     <w:r>
       <w:tab/>
       <w:tab/>
-      <w:t>2025-04-15</w:t>
+      <w:t>2025-04-16</w:t>
       <w:br/>
       <w:br/>
     </w:r>

--- a/tillsyn/A 53811-2024 tillsynsbegäran.docx
+++ b/tillsyn/A 53811-2024 tillsynsbegäran.docx
@@ -229,7 +229,7 @@
     <w:r>
       <w:tab/>
       <w:tab/>
-      <w:t>2025-04-16</w:t>
+      <w:t>2025-04-17</w:t>
       <w:br/>
       <w:br/>
     </w:r>

--- a/tillsyn/A 53811-2024 tillsynsbegäran.docx
+++ b/tillsyn/A 53811-2024 tillsynsbegäran.docx
@@ -229,7 +229,7 @@
     <w:r>
       <w:tab/>
       <w:tab/>
-      <w:t>2025-04-17</w:t>
+      <w:t>2025-04-18</w:t>
       <w:br/>
       <w:br/>
     </w:r>

--- a/tillsyn/A 53811-2024 tillsynsbegäran.docx
+++ b/tillsyn/A 53811-2024 tillsynsbegäran.docx
@@ -229,7 +229,7 @@
     <w:r>
       <w:tab/>
       <w:tab/>
-      <w:t>2025-04-18</w:t>
+      <w:t>2025-04-19</w:t>
       <w:br/>
       <w:br/>
     </w:r>

--- a/tillsyn/A 53811-2024 tillsynsbegäran.docx
+++ b/tillsyn/A 53811-2024 tillsynsbegäran.docx
@@ -229,7 +229,7 @@
     <w:r>
       <w:tab/>
       <w:tab/>
-      <w:t>2025-05-03</w:t>
+      <w:t>2025-05-04</w:t>
       <w:br/>
       <w:br/>
     </w:r>

--- a/tillsyn/A 53811-2024 tillsynsbegäran.docx
+++ b/tillsyn/A 53811-2024 tillsynsbegäran.docx
@@ -229,7 +229,7 @@
     <w:r>
       <w:tab/>
       <w:tab/>
-      <w:t>2025-05-04</w:t>
+      <w:t>2025-05-06</w:t>
       <w:br/>
       <w:br/>
     </w:r>

--- a/tillsyn/A 53811-2024 tillsynsbegäran.docx
+++ b/tillsyn/A 53811-2024 tillsynsbegäran.docx
@@ -229,7 +229,7 @@
     <w:r>
       <w:tab/>
       <w:tab/>
-      <w:t>2025-05-06</w:t>
+      <w:t>2025-05-07</w:t>
       <w:br/>
       <w:br/>
     </w:r>

--- a/tillsyn/A 53811-2024 tillsynsbegäran.docx
+++ b/tillsyn/A 53811-2024 tillsynsbegäran.docx
@@ -229,7 +229,7 @@
     <w:r>
       <w:tab/>
       <w:tab/>
-      <w:t>2025-05-07</w:t>
+      <w:t>2025-05-08</w:t>
       <w:br/>
       <w:br/>
     </w:r>

--- a/tillsyn/A 53811-2024 tillsynsbegäran.docx
+++ b/tillsyn/A 53811-2024 tillsynsbegäran.docx
@@ -229,7 +229,7 @@
     <w:r>
       <w:tab/>
       <w:tab/>
-      <w:t>2025-05-08</w:t>
+      <w:t>2025-05-09</w:t>
       <w:br/>
       <w:br/>
     </w:r>

--- a/tillsyn/A 53811-2024 tillsynsbegäran.docx
+++ b/tillsyn/A 53811-2024 tillsynsbegäran.docx
@@ -229,7 +229,7 @@
     <w:r>
       <w:tab/>
       <w:tab/>
-      <w:t>2025-05-09</w:t>
+      <w:t>2025-05-10</w:t>
       <w:br/>
       <w:br/>
     </w:r>

--- a/tillsyn/A 53811-2024 tillsynsbegäran.docx
+++ b/tillsyn/A 53811-2024 tillsynsbegäran.docx
@@ -229,7 +229,7 @@
     <w:r>
       <w:tab/>
       <w:tab/>
-      <w:t>2025-05-10</w:t>
+      <w:t>2025-05-11</w:t>
       <w:br/>
       <w:br/>
     </w:r>

--- a/tillsyn/A 53811-2024 tillsynsbegäran.docx
+++ b/tillsyn/A 53811-2024 tillsynsbegäran.docx
@@ -229,7 +229,7 @@
     <w:r>
       <w:tab/>
       <w:tab/>
-      <w:t>2025-05-11</w:t>
+      <w:t>2025-05-12</w:t>
       <w:br/>
       <w:br/>
     </w:r>

--- a/tillsyn/A 53811-2024 tillsynsbegäran.docx
+++ b/tillsyn/A 53811-2024 tillsynsbegäran.docx
@@ -229,7 +229,7 @@
     <w:r>
       <w:tab/>
       <w:tab/>
-      <w:t>2025-05-12</w:t>
+      <w:t>2025-05-13</w:t>
       <w:br/>
       <w:br/>
     </w:r>

--- a/tillsyn/A 53811-2024 tillsynsbegäran.docx
+++ b/tillsyn/A 53811-2024 tillsynsbegäran.docx
@@ -229,7 +229,7 @@
     <w:r>
       <w:tab/>
       <w:tab/>
-      <w:t>2025-05-13</w:t>
+      <w:t>2025-05-14</w:t>
       <w:br/>
       <w:br/>
     </w:r>

--- a/tillsyn/A 53811-2024 tillsynsbegäran.docx
+++ b/tillsyn/A 53811-2024 tillsynsbegäran.docx
@@ -229,7 +229,7 @@
     <w:r>
       <w:tab/>
       <w:tab/>
-      <w:t>2025-05-14</w:t>
+      <w:t>2025-05-15</w:t>
       <w:br/>
       <w:br/>
     </w:r>

--- a/tillsyn/A 53811-2024 tillsynsbegäran.docx
+++ b/tillsyn/A 53811-2024 tillsynsbegäran.docx
@@ -229,7 +229,7 @@
     <w:r>
       <w:tab/>
       <w:tab/>
-      <w:t>2025-05-15</w:t>
+      <w:t>2025-05-16</w:t>
       <w:br/>
       <w:br/>
     </w:r>

--- a/tillsyn/A 53811-2024 tillsynsbegäran.docx
+++ b/tillsyn/A 53811-2024 tillsynsbegäran.docx
@@ -229,7 +229,7 @@
     <w:r>
       <w:tab/>
       <w:tab/>
-      <w:t>2025-05-16</w:t>
+      <w:t>2025-05-17</w:t>
       <w:br/>
       <w:br/>
     </w:r>

--- a/tillsyn/A 53811-2024 tillsynsbegäran.docx
+++ b/tillsyn/A 53811-2024 tillsynsbegäran.docx
@@ -229,7 +229,7 @@
     <w:r>
       <w:tab/>
       <w:tab/>
-      <w:t>2025-05-17</w:t>
+      <w:t>2025-05-18</w:t>
       <w:br/>
       <w:br/>
     </w:r>

--- a/tillsyn/A 53811-2024 tillsynsbegäran.docx
+++ b/tillsyn/A 53811-2024 tillsynsbegäran.docx
@@ -229,7 +229,7 @@
     <w:r>
       <w:tab/>
       <w:tab/>
-      <w:t>2025-05-18</w:t>
+      <w:t>2025-05-19</w:t>
       <w:br/>
       <w:br/>
     </w:r>

--- a/tillsyn/A 53811-2024 tillsynsbegäran.docx
+++ b/tillsyn/A 53811-2024 tillsynsbegäran.docx
@@ -229,7 +229,7 @@
     <w:r>
       <w:tab/>
       <w:tab/>
-      <w:t>2025-05-19</w:t>
+      <w:t>2025-05-20</w:t>
       <w:br/>
       <w:br/>
     </w:r>

--- a/tillsyn/A 53811-2024 tillsynsbegäran.docx
+++ b/tillsyn/A 53811-2024 tillsynsbegäran.docx
@@ -229,7 +229,7 @@
     <w:r>
       <w:tab/>
       <w:tab/>
-      <w:t>2025-05-20</w:t>
+      <w:t>2025-05-21</w:t>
       <w:br/>
       <w:br/>
     </w:r>

--- a/tillsyn/A 53811-2024 tillsynsbegäran.docx
+++ b/tillsyn/A 53811-2024 tillsynsbegäran.docx
@@ -229,7 +229,7 @@
     <w:r>
       <w:tab/>
       <w:tab/>
-      <w:t>2025-05-21</w:t>
+      <w:t>2025-05-22</w:t>
       <w:br/>
       <w:br/>
     </w:r>

--- a/tillsyn/A 53811-2024 tillsynsbegäran.docx
+++ b/tillsyn/A 53811-2024 tillsynsbegäran.docx
@@ -229,7 +229,7 @@
     <w:r>
       <w:tab/>
       <w:tab/>
-      <w:t>2025-05-22</w:t>
+      <w:t>2025-05-23</w:t>
       <w:br/>
       <w:br/>
     </w:r>

--- a/tillsyn/A 53811-2024 tillsynsbegäran.docx
+++ b/tillsyn/A 53811-2024 tillsynsbegäran.docx
@@ -229,7 +229,7 @@
     <w:r>
       <w:tab/>
       <w:tab/>
-      <w:t>2025-05-23</w:t>
+      <w:t>2025-05-24</w:t>
       <w:br/>
       <w:br/>
     </w:r>

--- a/tillsyn/A 53811-2024 tillsynsbegäran.docx
+++ b/tillsyn/A 53811-2024 tillsynsbegäran.docx
@@ -229,7 +229,7 @@
     <w:r>
       <w:tab/>
       <w:tab/>
-      <w:t>2025-05-24</w:t>
+      <w:t>2025-05-25</w:t>
       <w:br/>
       <w:br/>
     </w:r>

--- a/tillsyn/A 53811-2024 tillsynsbegäran.docx
+++ b/tillsyn/A 53811-2024 tillsynsbegäran.docx
@@ -229,7 +229,7 @@
     <w:r>
       <w:tab/>
       <w:tab/>
-      <w:t>2025-05-25</w:t>
+      <w:t>2025-05-26</w:t>
       <w:br/>
       <w:br/>
     </w:r>

--- a/tillsyn/A 53811-2024 tillsynsbegäran.docx
+++ b/tillsyn/A 53811-2024 tillsynsbegäran.docx
@@ -229,7 +229,7 @@
     <w:r>
       <w:tab/>
       <w:tab/>
-      <w:t>2025-05-26</w:t>
+      <w:t>2025-05-27</w:t>
       <w:br/>
       <w:br/>
     </w:r>

--- a/tillsyn/A 53811-2024 tillsynsbegäran.docx
+++ b/tillsyn/A 53811-2024 tillsynsbegäran.docx
@@ -229,7 +229,7 @@
     <w:r>
       <w:tab/>
       <w:tab/>
-      <w:t>2025-05-27</w:t>
+      <w:t>2025-05-30</w:t>
       <w:br/>
       <w:br/>
     </w:r>

--- a/tillsyn/A 53811-2024 tillsynsbegäran.docx
+++ b/tillsyn/A 53811-2024 tillsynsbegäran.docx
@@ -229,7 +229,7 @@
     <w:r>
       <w:tab/>
       <w:tab/>
-      <w:t>2025-06-13</w:t>
+      <w:t>2025-06-15</w:t>
       <w:br/>
       <w:br/>
     </w:r>

--- a/tillsyn/A 53811-2024 tillsynsbegäran.docx
+++ b/tillsyn/A 53811-2024 tillsynsbegäran.docx
@@ -229,7 +229,7 @@
     <w:r>
       <w:tab/>
       <w:tab/>
-      <w:t>2025-06-15</w:t>
+      <w:t>2025-06-16</w:t>
       <w:br/>
       <w:br/>
     </w:r>

--- a/tillsyn/A 53811-2024 tillsynsbegäran.docx
+++ b/tillsyn/A 53811-2024 tillsynsbegäran.docx
@@ -229,7 +229,7 @@
     <w:r>
       <w:tab/>
       <w:tab/>
-      <w:t>2025-06-16</w:t>
+      <w:t>2025-06-17</w:t>
       <w:br/>
       <w:br/>
     </w:r>

--- a/tillsyn/A 53811-2024 tillsynsbegäran.docx
+++ b/tillsyn/A 53811-2024 tillsynsbegäran.docx
@@ -229,7 +229,7 @@
     <w:r>
       <w:tab/>
       <w:tab/>
-      <w:t>2025-06-17</w:t>
+      <w:t>2025-06-18</w:t>
       <w:br/>
       <w:br/>
     </w:r>

--- a/tillsyn/A 53811-2024 tillsynsbegäran.docx
+++ b/tillsyn/A 53811-2024 tillsynsbegäran.docx
@@ -229,7 +229,7 @@
     <w:r>
       <w:tab/>
       <w:tab/>
-      <w:t>2025-06-18</w:t>
+      <w:t>2025-06-19</w:t>
       <w:br/>
       <w:br/>
     </w:r>

--- a/tillsyn/A 53811-2024 tillsynsbegäran.docx
+++ b/tillsyn/A 53811-2024 tillsynsbegäran.docx
@@ -229,7 +229,7 @@
     <w:r>
       <w:tab/>
       <w:tab/>
-      <w:t>2025-06-19</w:t>
+      <w:t>2025-06-20</w:t>
       <w:br/>
       <w:br/>
     </w:r>

--- a/tillsyn/A 53811-2024 tillsynsbegäran.docx
+++ b/tillsyn/A 53811-2024 tillsynsbegäran.docx
@@ -229,7 +229,7 @@
     <w:r>
       <w:tab/>
       <w:tab/>
-      <w:t>2025-06-20</w:t>
+      <w:t>2025-06-21</w:t>
       <w:br/>
       <w:br/>
     </w:r>

--- a/tillsyn/A 53811-2024 tillsynsbegäran.docx
+++ b/tillsyn/A 53811-2024 tillsynsbegäran.docx
@@ -229,7 +229,7 @@
     <w:r>
       <w:tab/>
       <w:tab/>
-      <w:t>2025-06-21</w:t>
+      <w:t>2025-06-22</w:t>
       <w:br/>
       <w:br/>
     </w:r>

--- a/tillsyn/A 53811-2024 tillsynsbegäran.docx
+++ b/tillsyn/A 53811-2024 tillsynsbegäran.docx
@@ -229,7 +229,7 @@
     <w:r>
       <w:tab/>
       <w:tab/>
-      <w:t>2025-06-22</w:t>
+      <w:t>2025-06-23</w:t>
       <w:br/>
       <w:br/>
     </w:r>

--- a/tillsyn/A 53811-2024 tillsynsbegäran.docx
+++ b/tillsyn/A 53811-2024 tillsynsbegäran.docx
@@ -229,7 +229,7 @@
     <w:r>
       <w:tab/>
       <w:tab/>
-      <w:t>2025-06-23</w:t>
+      <w:t>2025-06-24</w:t>
       <w:br/>
       <w:br/>
     </w:r>

--- a/tillsyn/A 53811-2024 tillsynsbegäran.docx
+++ b/tillsyn/A 53811-2024 tillsynsbegäran.docx
@@ -229,7 +229,7 @@
     <w:r>
       <w:tab/>
       <w:tab/>
-      <w:t>2025-06-24</w:t>
+      <w:t>2025-06-25</w:t>
       <w:br/>
       <w:br/>
     </w:r>

--- a/tillsyn/A 53811-2024 tillsynsbegäran.docx
+++ b/tillsyn/A 53811-2024 tillsynsbegäran.docx
@@ -229,7 +229,7 @@
     <w:r>
       <w:tab/>
       <w:tab/>
-      <w:t>2025-06-25</w:t>
+      <w:t>2025-06-26</w:t>
       <w:br/>
       <w:br/>
     </w:r>

--- a/tillsyn/A 53811-2024 tillsynsbegäran.docx
+++ b/tillsyn/A 53811-2024 tillsynsbegäran.docx
@@ -229,7 +229,7 @@
     <w:r>
       <w:tab/>
       <w:tab/>
-      <w:t>2025-06-26</w:t>
+      <w:t>2025-06-27</w:t>
       <w:br/>
       <w:br/>
     </w:r>

--- a/tillsyn/A 53811-2024 tillsynsbegäran.docx
+++ b/tillsyn/A 53811-2024 tillsynsbegäran.docx
@@ -229,7 +229,7 @@
     <w:r>
       <w:tab/>
       <w:tab/>
-      <w:t>2025-06-27</w:t>
+      <w:t>2025-06-28</w:t>
       <w:br/>
       <w:br/>
     </w:r>

--- a/tillsyn/A 53811-2024 tillsynsbegäran.docx
+++ b/tillsyn/A 53811-2024 tillsynsbegäran.docx
@@ -229,7 +229,7 @@
     <w:r>
       <w:tab/>
       <w:tab/>
-      <w:t>2025-06-28</w:t>
+      <w:t>2025-06-29</w:t>
       <w:br/>
       <w:br/>
     </w:r>

--- a/tillsyn/A 53811-2024 tillsynsbegäran.docx
+++ b/tillsyn/A 53811-2024 tillsynsbegäran.docx
@@ -229,7 +229,7 @@
     <w:r>
       <w:tab/>
       <w:tab/>
-      <w:t>2025-06-29</w:t>
+      <w:t>2025-06-30</w:t>
       <w:br/>
       <w:br/>
     </w:r>

--- a/tillsyn/A 53811-2024 tillsynsbegäran.docx
+++ b/tillsyn/A 53811-2024 tillsynsbegäran.docx
@@ -229,7 +229,7 @@
     <w:r>
       <w:tab/>
       <w:tab/>
-      <w:t>2025-06-30</w:t>
+      <w:t>2025-07-01</w:t>
       <w:br/>
       <w:br/>
     </w:r>

--- a/tillsyn/A 53811-2024 tillsynsbegäran.docx
+++ b/tillsyn/A 53811-2024 tillsynsbegäran.docx
@@ -229,7 +229,7 @@
     <w:r>
       <w:tab/>
       <w:tab/>
-      <w:t>2025-07-01</w:t>
+      <w:t>2025-07-02</w:t>
       <w:br/>
       <w:br/>
     </w:r>

--- a/tillsyn/A 53811-2024 tillsynsbegäran.docx
+++ b/tillsyn/A 53811-2024 tillsynsbegäran.docx
@@ -229,7 +229,7 @@
     <w:r>
       <w:tab/>
       <w:tab/>
-      <w:t>2025-07-02</w:t>
+      <w:t>2025-07-03</w:t>
       <w:br/>
       <w:br/>
     </w:r>

--- a/tillsyn/A 53811-2024 tillsynsbegäran.docx
+++ b/tillsyn/A 53811-2024 tillsynsbegäran.docx
@@ -229,7 +229,7 @@
     <w:r>
       <w:tab/>
       <w:tab/>
-      <w:t>2025-07-03</w:t>
+      <w:t>2025-07-04</w:t>
       <w:br/>
       <w:br/>
     </w:r>

--- a/tillsyn/A 53811-2024 tillsynsbegäran.docx
+++ b/tillsyn/A 53811-2024 tillsynsbegäran.docx
@@ -229,7 +229,7 @@
     <w:r>
       <w:tab/>
       <w:tab/>
-      <w:t>2025-07-04</w:t>
+      <w:t>2025-07-05</w:t>
       <w:br/>
       <w:br/>
     </w:r>

--- a/tillsyn/A 53811-2024 tillsynsbegäran.docx
+++ b/tillsyn/A 53811-2024 tillsynsbegäran.docx
@@ -229,7 +229,7 @@
     <w:r>
       <w:tab/>
       <w:tab/>
-      <w:t>2025-07-05</w:t>
+      <w:t>2025-07-06</w:t>
       <w:br/>
       <w:br/>
     </w:r>

--- a/tillsyn/A 53811-2024 tillsynsbegäran.docx
+++ b/tillsyn/A 53811-2024 tillsynsbegäran.docx
@@ -229,7 +229,7 @@
     <w:r>
       <w:tab/>
       <w:tab/>
-      <w:t>2025-07-06</w:t>
+      <w:t>2025-07-07</w:t>
       <w:br/>
       <w:br/>
     </w:r>

--- a/tillsyn/A 53811-2024 tillsynsbegäran.docx
+++ b/tillsyn/A 53811-2024 tillsynsbegäran.docx
@@ -229,7 +229,7 @@
     <w:r>
       <w:tab/>
       <w:tab/>
-      <w:t>2025-07-07</w:t>
+      <w:t>2025-07-08</w:t>
       <w:br/>
       <w:br/>
     </w:r>

--- a/tillsyn/A 53811-2024 tillsynsbegäran.docx
+++ b/tillsyn/A 53811-2024 tillsynsbegäran.docx
@@ -229,7 +229,7 @@
     <w:r>
       <w:tab/>
       <w:tab/>
-      <w:t>2025-07-08</w:t>
+      <w:t>2025-07-09</w:t>
       <w:br/>
       <w:br/>
     </w:r>

--- a/tillsyn/A 53811-2024 tillsynsbegäran.docx
+++ b/tillsyn/A 53811-2024 tillsynsbegäran.docx
@@ -229,7 +229,7 @@
     <w:r>
       <w:tab/>
       <w:tab/>
-      <w:t>2025-07-09</w:t>
+      <w:t>2025-07-11</w:t>
       <w:br/>
       <w:br/>
     </w:r>

--- a/tillsyn/A 53811-2024 tillsynsbegäran.docx
+++ b/tillsyn/A 53811-2024 tillsynsbegäran.docx
@@ -229,7 +229,7 @@
     <w:r>
       <w:tab/>
       <w:tab/>
-      <w:t>2025-07-11</w:t>
+      <w:t>2025-07-12</w:t>
       <w:br/>
       <w:br/>
     </w:r>

--- a/tillsyn/A 53811-2024 tillsynsbegäran.docx
+++ b/tillsyn/A 53811-2024 tillsynsbegäran.docx
@@ -229,7 +229,7 @@
     <w:r>
       <w:tab/>
       <w:tab/>
-      <w:t>2025-07-12</w:t>
+      <w:t>2025-07-13</w:t>
       <w:br/>
       <w:br/>
     </w:r>

--- a/tillsyn/A 53811-2024 tillsynsbegäran.docx
+++ b/tillsyn/A 53811-2024 tillsynsbegäran.docx
@@ -229,7 +229,7 @@
     <w:r>
       <w:tab/>
       <w:tab/>
-      <w:t>2025-07-13</w:t>
+      <w:t>2025-07-14</w:t>
       <w:br/>
       <w:br/>
     </w:r>

--- a/tillsyn/A 53811-2024 tillsynsbegäran.docx
+++ b/tillsyn/A 53811-2024 tillsynsbegäran.docx
@@ -229,7 +229,7 @@
     <w:r>
       <w:tab/>
       <w:tab/>
-      <w:t>2025-08-06</w:t>
+      <w:t>2025-08-09</w:t>
       <w:br/>
       <w:br/>
     </w:r>
